--- a/pr-preview/pr-121/notation-tracked-changes.docx
+++ b/pr-preview/pr-121/notation-tracked-changes.docx
@@ -26,7 +26,7 @@
       </w:pPr>
       <w:ins w:id="2" w:author="PR Preview" w:date="2026-01-01T00:00:00Z">
         <w:r>
-          <w:t xml:space="preserve">Last modified: 2026-10-13 19:36:14 (PDT)</w:t>
+          <w:t xml:space="preserve">Last modified: 2026-10-13 21:02:02 (PDT)</w:t>
         </w:r>
       </w:ins>
     </w:p>

--- a/pr-preview/pr-121/notation-tracked-changes.docx
+++ b/pr-preview/pr-121/notation-tracked-changes.docx
@@ -16,7 +16,7 @@
       </w:pPr>
       <w:del w:id="1" w:author="PR Preview" w:date="2026-01-01T00:00:00Z">
         <w:r>
-          <w:delText xml:space="preserve">Last modified: 2026-10-13 19:32:54 (PDT)</w:delText>
+          <w:delText xml:space="preserve">Last modified: 2026-10-13 22:20:35 (PDT)</w:delText>
         </w:r>
       </w:del>
     </w:p>
@@ -26,7 +26,7 @@
       </w:pPr>
       <w:ins w:id="2" w:author="PR Preview" w:date="2026-01-01T00:00:00Z">
         <w:r>
-          <w:t xml:space="preserve">Last modified: 2026-10-13 21:02:02 (PDT)</w:t>
+          <w:t xml:space="preserve">Last modified: 2026-10-13 22:26:00 (PDT)</w:t>
         </w:r>
       </w:ins>
     </w:p>
@@ -916,7 +916,7 @@
         <w:t xml:space="preserve">.</w:t>
       </w:r>
     </w:p>
-    <w:bookmarkStart w:id="27" w:name="sec-stochastic-probabilistic-random"/>
+    <w:bookmarkStart w:id="28" w:name="sec-stochastic-probabilistic-random"/>
     <w:p>
       <w:pPr>
         <w:pStyle w:val="Heading2"/>
@@ -985,7 +985,7 @@
         <w:t xml:space="preserve">but they carry nuanced technical distinctions.</w:t>
       </w:r>
     </w:p>
-    <w:bookmarkStart w:id="20" w:name="Xb824105725c714fb62d41c87a09d9013ca5949f"/>
+    <w:bookmarkStart w:id="21" w:name="Xb824105725c714fb62d41c87a09d9013ca5949f"/>
     <w:p>
       <w:pPr>
         <w:pStyle w:val="Heading3"/>
@@ -1278,69 +1278,99 @@
       </w:r>
     </w:p>
     <w:bookmarkEnd w:id="14"/>
-    <w:bookmarkStart w:id="16" w:name="def-stochastic-process"/>
+    <w:bookmarkStart w:id="15" w:name="def-stochastic-process"/>
     <w:p>
       <w:pPr>
         <w:pStyle w:val="BodyText"/>
       </w:pPr>
-      <w:r>
-        <w:rPr>
-          <w:b/>
-          <w:bCs/>
-        </w:rPr>
-        <w:t xml:space="preserve">Definition 2 (Stochastic process)</w:t>
-      </w:r>
-      <w:r>
-        <w:t xml:space="preserve"> </w:t>
-      </w:r>
-      <w:r>
-        <w:t xml:space="preserve">A</w:t>
-      </w:r>
-      <w:r>
-        <w:t xml:space="preserve"> </w:t>
-      </w:r>
-      <w:r>
-        <w:rPr>
-          <w:b/>
-          <w:bCs/>
-        </w:rPr>
-        <w:t xml:space="preserve">stochastic process</w:t>
-      </w:r>
-      <w:r>
-        <w:t xml:space="preserve"> </w:t>
-      </w:r>
-      <w:r>
-        <w:t xml:space="preserve">is a collection of random variables indexed by a set,</w:t>
-      </w:r>
-      <w:r>
-        <w:t xml:space="preserve"> </w:t>
-      </w:r>
-      <w:r>
-        <w:t xml:space="preserve">most often a set of times or locations.</w:t>
-      </w:r>
+      <w:del w:id="3" w:author="PR Preview" w:date="2026-01-01T00:00:00Z">
+        <w:r>
+          <w:rPr>
+            <w:b/>
+            <w:bCs/>
+          </w:rPr>
+          <w:delText xml:space="preserve">Definition 2 (Stochastic process)</w:delText>
+        </w:r>
+      </w:del>
+      <w:del w:id="4" w:author="PR Preview" w:date="2026-01-01T00:00:00Z">
+        <w:r>
+          <w:delText xml:space="preserve"> </w:delText>
+        </w:r>
+      </w:del>
+      <w:del w:id="5" w:author="PR Preview" w:date="2026-01-01T00:00:00Z">
+        <w:r>
+          <w:delText xml:space="preserve">A</w:delText>
+        </w:r>
+      </w:del>
+      <w:del w:id="6" w:author="PR Preview" w:date="2026-01-01T00:00:00Z">
+        <w:r>
+          <w:delText xml:space="preserve"> </w:delText>
+        </w:r>
+      </w:del>
+      <w:del w:id="7" w:author="PR Preview" w:date="2026-01-01T00:00:00Z">
+        <w:r>
+          <w:rPr>
+            <w:b/>
+            <w:bCs/>
+          </w:rPr>
+          <w:delText xml:space="preserve">stochastic process</w:delText>
+        </w:r>
+      </w:del>
+      <w:del w:id="8" w:author="PR Preview" w:date="2026-01-01T00:00:00Z">
+        <w:r>
+          <w:delText xml:space="preserve"> </w:delText>
+        </w:r>
+      </w:del>
+      <w:del w:id="9" w:author="PR Preview" w:date="2026-01-01T00:00:00Z">
+        <w:r>
+          <w:delText xml:space="preserve">is a collection of random variables indexed by a set,</w:delText>
+        </w:r>
+      </w:del>
+      <w:del w:id="10" w:author="PR Preview" w:date="2026-01-01T00:00:00Z">
+        <w:r>
+          <w:delText xml:space="preserve"> </w:delText>
+        </w:r>
+      </w:del>
+      <w:del w:id="11" w:author="PR Preview" w:date="2026-01-01T00:00:00Z">
+        <w:r>
+          <w:delText xml:space="preserve">most often a set of times or locations.</w:delText>
+        </w:r>
+      </w:del>
     </w:p>
     <w:p>
       <w:pPr>
         <w:pStyle w:val="BodyText"/>
       </w:pPr>
-      <w:r>
-        <w:t xml:space="preserve">The word</w:t>
-      </w:r>
-      <w:r>
-        <w:t xml:space="preserve"> </w:t>
-      </w:r>
-      <w:r>
-        <w:t xml:space="preserve">“stochastic”</w:t>
-      </w:r>
-      <w:r>
-        <w:t xml:space="preserve"> </w:t>
-      </w:r>
-      <w:r>
-        <w:t xml:space="preserve">comes from the Greek</w:t>
-      </w:r>
-      <w:r>
-        <w:t xml:space="preserve"> </w:t>
-      </w:r>
+      <w:del w:id="12" w:author="PR Preview" w:date="2026-01-01T00:00:00Z">
+        <w:r>
+          <w:delText xml:space="preserve">The word</w:delText>
+        </w:r>
+      </w:del>
+      <w:del w:id="13" w:author="PR Preview" w:date="2026-01-01T00:00:00Z">
+        <w:r>
+          <w:delText xml:space="preserve"> </w:delText>
+        </w:r>
+      </w:del>
+      <w:del w:id="14" w:author="PR Preview" w:date="2026-01-01T00:00:00Z">
+        <w:r>
+          <w:delText xml:space="preserve">“stochastic”</w:delText>
+        </w:r>
+      </w:del>
+      <w:del w:id="15" w:author="PR Preview" w:date="2026-01-01T00:00:00Z">
+        <w:r>
+          <w:delText xml:space="preserve"> </w:delText>
+        </w:r>
+      </w:del>
+      <w:del w:id="16" w:author="PR Preview" w:date="2026-01-01T00:00:00Z">
+        <w:r>
+          <w:delText xml:space="preserve">comes from the Greek</w:delText>
+        </w:r>
+      </w:del>
+      <w:del w:id="17" w:author="PR Preview" w:date="2026-01-01T00:00:00Z">
+        <w:r>
+          <w:delText xml:space="preserve"> </w:delText>
+        </w:r>
+      </w:del>
       <m:oMath>
         <m:r>
           <m:t>σ</m:t>
@@ -1368,120 +1398,518 @@
           <m:t>𝜍</m:t>
         </m:r>
       </m:oMath>
-      <w:r>
-        <w:t xml:space="preserve"> </w:t>
-      </w:r>
-      <w:r>
-        <w:t xml:space="preserve">(</w:t>
-      </w:r>
-      <w:r>
-        <w:rPr>
-          <w:i/>
-          <w:iCs/>
-        </w:rPr>
-        <w:t xml:space="preserve">stókhos</w:t>
-      </w:r>
-      <w:r>
-        <w:t xml:space="preserve">),</w:t>
-      </w:r>
-      <w:r>
-        <w:t xml:space="preserve"> </w:t>
-      </w:r>
-      <w:r>
-        <w:t xml:space="preserve">meaning</w:t>
-      </w:r>
-      <w:r>
-        <w:t xml:space="preserve"> </w:t>
-      </w:r>
-      <w:r>
-        <w:t xml:space="preserve">“aim”</w:t>
-      </w:r>
-      <w:r>
-        <w:t xml:space="preserve"> </w:t>
-      </w:r>
-      <w:r>
-        <w:t xml:space="preserve">or</w:t>
-      </w:r>
-      <w:r>
-        <w:t xml:space="preserve"> </w:t>
-      </w:r>
-      <w:r>
-        <w:t xml:space="preserve">“guess”</w:t>
-      </w:r>
-      <w:r>
-        <w:t xml:space="preserve"> </w:t>
-      </w:r>
-      <w:r>
-        <w:t xml:space="preserve">(see</w:t>
-      </w:r>
-      <w:r>
-        <w:t xml:space="preserve"> </w:t>
-      </w:r>
-      <w:hyperlink r:id="rId15">
+      <w:del w:id="18" w:author="PR Preview" w:date="2026-01-01T00:00:00Z">
+        <w:r>
+          <w:delText xml:space="preserve"> </w:delText>
+        </w:r>
+      </w:del>
+      <w:del w:id="19" w:author="PR Preview" w:date="2026-01-01T00:00:00Z">
+        <w:r>
+          <w:delText xml:space="preserve">(</w:delText>
+        </w:r>
+      </w:del>
+      <w:del w:id="20" w:author="PR Preview" w:date="2026-01-01T00:00:00Z">
         <w:r>
           <w:rPr>
-            <w:rStyle w:val="Hyperlink"/>
+            <w:i/>
+            <w:iCs/>
           </w:rPr>
-          <w:t xml:space="preserve">etymology</w:t>
-        </w:r>
+          <w:delText xml:space="preserve">stókhos</w:delText>
+        </w:r>
+      </w:del>
+      <w:del w:id="21" w:author="PR Preview" w:date="2026-01-01T00:00:00Z">
+        <w:r>
+          <w:delText xml:space="preserve">),</w:delText>
+        </w:r>
+      </w:del>
+      <w:del w:id="22" w:author="PR Preview" w:date="2026-01-01T00:00:00Z">
+        <w:r>
+          <w:delText xml:space="preserve"> </w:delText>
+        </w:r>
+      </w:del>
+      <w:del w:id="23" w:author="PR Preview" w:date="2026-01-01T00:00:00Z">
+        <w:r>
+          <w:delText xml:space="preserve">meaning</w:delText>
+        </w:r>
+      </w:del>
+      <w:del w:id="24" w:author="PR Preview" w:date="2026-01-01T00:00:00Z">
+        <w:r>
+          <w:delText xml:space="preserve"> </w:delText>
+        </w:r>
+      </w:del>
+      <w:del w:id="25" w:author="PR Preview" w:date="2026-01-01T00:00:00Z">
+        <w:r>
+          <w:delText xml:space="preserve">“aim”</w:delText>
+        </w:r>
+      </w:del>
+      <w:del w:id="26" w:author="PR Preview" w:date="2026-01-01T00:00:00Z">
+        <w:r>
+          <w:delText xml:space="preserve"> </w:delText>
+        </w:r>
+      </w:del>
+      <w:del w:id="27" w:author="PR Preview" w:date="2026-01-01T00:00:00Z">
+        <w:r>
+          <w:delText xml:space="preserve">or</w:delText>
+        </w:r>
+      </w:del>
+      <w:del w:id="28" w:author="PR Preview" w:date="2026-01-01T00:00:00Z">
+        <w:r>
+          <w:delText xml:space="preserve"> </w:delText>
+        </w:r>
+      </w:del>
+      <w:del w:id="29" w:author="PR Preview" w:date="2026-01-01T00:00:00Z">
+        <w:r>
+          <w:delText xml:space="preserve">“guess”</w:delText>
+        </w:r>
+      </w:del>
+      <w:del w:id="30" w:author="PR Preview" w:date="2026-01-01T00:00:00Z">
+        <w:r>
+          <w:delText xml:space="preserve"> </w:delText>
+        </w:r>
+      </w:del>
+      <w:del w:id="31" w:author="PR Preview" w:date="2026-01-01T00:00:00Z">
+        <w:r>
+          <w:delText xml:space="preserve">(see</w:delText>
+        </w:r>
+      </w:del>
+      <w:del w:id="32" w:author="PR Preview" w:date="2026-01-01T00:00:00Z">
+        <w:r>
+          <w:delText xml:space="preserve"> </w:delText>
+        </w:r>
+      </w:del>
+      <w:hyperlink r:id="rId16">
+        <w:del w:id="33" w:author="PR Preview" w:date="2026-01-01T00:00:00Z">
+          <w:r>
+            <w:rPr>
+              <w:rStyle w:val="Hyperlink"/>
+            </w:rPr>
+            <w:delText xml:space="preserve">etymology</w:delText>
+          </w:r>
+        </w:del>
       </w:hyperlink>
-      <w:r>
-        <w:t xml:space="preserve">).</w:t>
-      </w:r>
-      <w:r>
-        <w:t xml:space="preserve"> </w:t>
-      </w:r>
-      <w:r>
-        <w:t xml:space="preserve">The term is almost always used for processes or systems evolving in time or space under uncertain rules,</w:t>
-      </w:r>
-      <w:r>
-        <w:t xml:space="preserve"> </w:t>
-      </w:r>
-      <w:r>
-        <w:t xml:space="preserve">rather than for a single variable or event.</w:t>
-      </w:r>
-      <w:r>
-        <w:t xml:space="preserve"> </w:t>
-      </w:r>
-      <w:r>
-        <w:t xml:space="preserve">In probability theory,</w:t>
-      </w:r>
-      <w:r>
-        <w:t xml:space="preserve"> </w:t>
-      </w:r>
-      <w:r>
-        <w:t xml:space="preserve">“stochastic process”</w:t>
-      </w:r>
-      <w:r>
-        <w:t xml:space="preserve"> </w:t>
-      </w:r>
-      <w:r>
-        <w:t xml:space="preserve">and</w:t>
-      </w:r>
-      <w:r>
-        <w:t xml:space="preserve"> </w:t>
-      </w:r>
-      <w:r>
-        <w:t xml:space="preserve">“random process”</w:t>
-      </w:r>
-      <w:r>
-        <w:t xml:space="preserve"> </w:t>
-      </w:r>
-      <w:r>
-        <w:t xml:space="preserve">are synonyms</w:t>
-      </w:r>
-      <w:r>
-        <w:t xml:space="preserve"> </w:t>
-      </w:r>
-      <w:r>
-        <w:t xml:space="preserve">(Adler and Taylor 2009; Stirzaker 2005; Kallenberg 2002)</w:t>
-      </w:r>
-      <w:r>
-        <w:t xml:space="preserve">.</w:t>
-      </w:r>
+      <w:del w:id="34" w:author="PR Preview" w:date="2026-01-01T00:00:00Z">
+        <w:r>
+          <w:delText xml:space="preserve">).</w:delText>
+        </w:r>
+      </w:del>
+      <w:del w:id="35" w:author="PR Preview" w:date="2026-01-01T00:00:00Z">
+        <w:r>
+          <w:delText xml:space="preserve"> </w:delText>
+        </w:r>
+      </w:del>
+      <w:del w:id="36" w:author="PR Preview" w:date="2026-01-01T00:00:00Z">
+        <w:r>
+          <w:delText xml:space="preserve">The term is almost always used for processes or systems evolving in time or space under uncertain rules,</w:delText>
+        </w:r>
+      </w:del>
+      <w:del w:id="37" w:author="PR Preview" w:date="2026-01-01T00:00:00Z">
+        <w:r>
+          <w:delText xml:space="preserve"> </w:delText>
+        </w:r>
+      </w:del>
+      <w:del w:id="38" w:author="PR Preview" w:date="2026-01-01T00:00:00Z">
+        <w:r>
+          <w:delText xml:space="preserve">rather than for a single variable or event.</w:delText>
+        </w:r>
+      </w:del>
+      <w:del w:id="39" w:author="PR Preview" w:date="2026-01-01T00:00:00Z">
+        <w:r>
+          <w:delText xml:space="preserve"> </w:delText>
+        </w:r>
+      </w:del>
+      <w:del w:id="40" w:author="PR Preview" w:date="2026-01-01T00:00:00Z">
+        <w:r>
+          <w:delText xml:space="preserve">In probability theory,</w:delText>
+        </w:r>
+      </w:del>
+      <w:del w:id="41" w:author="PR Preview" w:date="2026-01-01T00:00:00Z">
+        <w:r>
+          <w:delText xml:space="preserve"> </w:delText>
+        </w:r>
+      </w:del>
+      <w:del w:id="42" w:author="PR Preview" w:date="2026-01-01T00:00:00Z">
+        <w:r>
+          <w:delText xml:space="preserve">“stochastic process”</w:delText>
+        </w:r>
+      </w:del>
+      <w:del w:id="43" w:author="PR Preview" w:date="2026-01-01T00:00:00Z">
+        <w:r>
+          <w:delText xml:space="preserve"> </w:delText>
+        </w:r>
+      </w:del>
+      <w:del w:id="44" w:author="PR Preview" w:date="2026-01-01T00:00:00Z">
+        <w:r>
+          <w:delText xml:space="preserve">and</w:delText>
+        </w:r>
+      </w:del>
+      <w:del w:id="45" w:author="PR Preview" w:date="2026-01-01T00:00:00Z">
+        <w:r>
+          <w:delText xml:space="preserve"> </w:delText>
+        </w:r>
+      </w:del>
+      <w:del w:id="46" w:author="PR Preview" w:date="2026-01-01T00:00:00Z">
+        <w:r>
+          <w:delText xml:space="preserve">“random process”</w:delText>
+        </w:r>
+      </w:del>
+      <w:del w:id="47" w:author="PR Preview" w:date="2026-01-01T00:00:00Z">
+        <w:r>
+          <w:delText xml:space="preserve"> </w:delText>
+        </w:r>
+      </w:del>
+      <w:del w:id="48" w:author="PR Preview" w:date="2026-01-01T00:00:00Z">
+        <w:r>
+          <w:delText xml:space="preserve">are synonyms</w:delText>
+        </w:r>
+      </w:del>
+      <w:del w:id="49" w:author="PR Preview" w:date="2026-01-01T00:00:00Z">
+        <w:r>
+          <w:delText xml:space="preserve"> </w:delText>
+        </w:r>
+      </w:del>
+      <w:del w:id="50" w:author="PR Preview" w:date="2026-01-01T00:00:00Z">
+        <w:r>
+          <w:delText xml:space="preserve">(Adler and Taylor 2009; Stirzaker 2005; Kallenberg 2002)</w:delText>
+        </w:r>
+      </w:del>
+      <w:del w:id="51" w:author="PR Preview" w:date="2026-01-01T00:00:00Z">
+        <w:r>
+          <w:delText xml:space="preserve">.</w:delText>
+        </w:r>
+      </w:del>
     </w:p>
-    <w:bookmarkEnd w:id="16"/>
-    <w:bookmarkStart w:id="17" w:name="exm-stochastic-process"/>
+    <w:p>
+      <w:pPr>
+        <w:pStyle w:val="BodyText"/>
+      </w:pPr>
+      <w:ins w:id="52" w:author="PR Preview" w:date="2026-01-01T00:00:00Z">
+        <w:r>
+          <w:rPr>
+            <w:b/>
+            <w:bCs/>
+          </w:rPr>
+          <w:t xml:space="preserve">Definition 2 (Stochastic process)</w:t>
+        </w:r>
+      </w:ins>
+      <w:ins w:id="53" w:author="PR Preview" w:date="2026-01-01T00:00:00Z">
+        <w:r>
+          <w:t xml:space="preserve"> </w:t>
+        </w:r>
+      </w:ins>
+      <w:ins w:id="54" w:author="PR Preview" w:date="2026-01-01T00:00:00Z">
+        <w:r>
+          <w:t xml:space="preserve">A</w:t>
+        </w:r>
+      </w:ins>
+      <w:ins w:id="55" w:author="PR Preview" w:date="2026-01-01T00:00:00Z">
+        <w:r>
+          <w:t xml:space="preserve"> </w:t>
+        </w:r>
+      </w:ins>
+      <w:ins w:id="56" w:author="PR Preview" w:date="2026-01-01T00:00:00Z">
+        <w:r>
+          <w:rPr>
+            <w:b/>
+            <w:bCs/>
+          </w:rPr>
+          <w:t xml:space="preserve">stochastic process</w:t>
+        </w:r>
+      </w:ins>
+      <w:ins w:id="57" w:author="PR Preview" w:date="2026-01-01T00:00:00Z">
+        <w:r>
+          <w:t xml:space="preserve"> </w:t>
+        </w:r>
+      </w:ins>
+      <w:ins w:id="58" w:author="PR Preview" w:date="2026-01-01T00:00:00Z">
+        <w:r>
+          <w:t xml:space="preserve">is a collection of random variables indexed by a set,</w:t>
+        </w:r>
+      </w:ins>
+      <w:ins w:id="59" w:author="PR Preview" w:date="2026-01-01T00:00:00Z">
+        <w:r>
+          <w:t xml:space="preserve"> </w:t>
+        </w:r>
+      </w:ins>
+      <w:ins w:id="60" w:author="PR Preview" w:date="2026-01-01T00:00:00Z">
+        <w:r>
+          <w:t xml:space="preserve">most often a set of times or locations.</w:t>
+        </w:r>
+      </w:ins>
+      <w:ins w:id="61" w:author="PR Preview" w:date="2026-01-01T00:00:00Z">
+        <w:r>
+          <w:t xml:space="preserve"> </w:t>
+        </w:r>
+      </w:ins>
+      <w:ins w:id="62" w:author="PR Preview" w:date="2026-01-01T00:00:00Z">
+        <w:r>
+          <w:t xml:space="preserve">In probability theory,</w:t>
+        </w:r>
+      </w:ins>
+      <w:ins w:id="63" w:author="PR Preview" w:date="2026-01-01T00:00:00Z">
+        <w:r>
+          <w:t xml:space="preserve"> </w:t>
+        </w:r>
+      </w:ins>
+      <w:ins w:id="64" w:author="PR Preview" w:date="2026-01-01T00:00:00Z">
+        <w:r>
+          <w:t xml:space="preserve">“stochastic process”</w:t>
+        </w:r>
+      </w:ins>
+      <w:ins w:id="65" w:author="PR Preview" w:date="2026-01-01T00:00:00Z">
+        <w:r>
+          <w:t xml:space="preserve"> </w:t>
+        </w:r>
+      </w:ins>
+      <w:ins w:id="66" w:author="PR Preview" w:date="2026-01-01T00:00:00Z">
+        <w:r>
+          <w:t xml:space="preserve">and</w:t>
+        </w:r>
+      </w:ins>
+      <w:ins w:id="67" w:author="PR Preview" w:date="2026-01-01T00:00:00Z">
+        <w:r>
+          <w:t xml:space="preserve"> </w:t>
+        </w:r>
+      </w:ins>
+      <w:ins w:id="68" w:author="PR Preview" w:date="2026-01-01T00:00:00Z">
+        <w:r>
+          <w:t xml:space="preserve">“random process”</w:t>
+        </w:r>
+      </w:ins>
+      <w:ins w:id="69" w:author="PR Preview" w:date="2026-01-01T00:00:00Z">
+        <w:r>
+          <w:t xml:space="preserve"> </w:t>
+        </w:r>
+      </w:ins>
+      <w:ins w:id="70" w:author="PR Preview" w:date="2026-01-01T00:00:00Z">
+        <w:r>
+          <w:t xml:space="preserve">are synonyms</w:t>
+        </w:r>
+      </w:ins>
+      <w:ins w:id="71" w:author="PR Preview" w:date="2026-01-01T00:00:00Z">
+        <w:r>
+          <w:t xml:space="preserve"> </w:t>
+        </w:r>
+      </w:ins>
+      <w:ins w:id="72" w:author="PR Preview" w:date="2026-01-01T00:00:00Z">
+        <w:r>
+          <w:t xml:space="preserve">(Adler and Taylor 2009; Stirzaker 2005; Kallenberg 2002)</w:t>
+        </w:r>
+      </w:ins>
+      <w:ins w:id="73" w:author="PR Preview" w:date="2026-01-01T00:00:00Z">
+        <w:r>
+          <w:t xml:space="preserve">.</w:t>
+        </w:r>
+      </w:ins>
+    </w:p>
+    <w:bookmarkEnd w:id="15"/>
+    <w:bookmarkStart w:id="17" w:name="rem-stochastic-process-word"/>
+    <w:p>
+      <w:pPr>
+        <w:pStyle w:val="BodyText"/>
+      </w:pPr>
+      <w:ins w:id="74" w:author="PR Preview" w:date="2026-01-01T00:00:00Z">
+        <w:r>
+          <w:rPr>
+            <w:i/>
+            <w:iCs/>
+          </w:rPr>
+          <w:t xml:space="preserve">Remark 1</w:t>
+        </w:r>
+      </w:ins>
+      <w:ins w:id="75" w:author="PR Preview" w:date="2026-01-01T00:00:00Z">
+        <w:r>
+          <w:t xml:space="preserve"> (The word</w:t>
+        </w:r>
+      </w:ins>
+      <w:ins w:id="76" w:author="PR Preview" w:date="2026-01-01T00:00:00Z">
+        <w:r>
+          <w:t xml:space="preserve"> </w:t>
+        </w:r>
+      </w:ins>
+      <w:ins w:id="77" w:author="PR Preview" w:date="2026-01-01T00:00:00Z">
+        <w:r>
+          <w:t xml:space="preserve">“stochastic”</w:t>
+        </w:r>
+      </w:ins>
+      <w:ins w:id="78" w:author="PR Preview" w:date="2026-01-01T00:00:00Z">
+        <w:r>
+          <w:t xml:space="preserve">). </w:t>
+        </w:r>
+      </w:ins>
+      <w:ins w:id="79" w:author="PR Preview" w:date="2026-01-01T00:00:00Z">
+        <w:r>
+          <w:t xml:space="preserve">The word</w:t>
+        </w:r>
+      </w:ins>
+      <w:ins w:id="80" w:author="PR Preview" w:date="2026-01-01T00:00:00Z">
+        <w:r>
+          <w:t xml:space="preserve"> </w:t>
+        </w:r>
+      </w:ins>
+      <w:ins w:id="81" w:author="PR Preview" w:date="2026-01-01T00:00:00Z">
+        <w:r>
+          <w:t xml:space="preserve">“stochastic”</w:t>
+        </w:r>
+      </w:ins>
+      <w:ins w:id="82" w:author="PR Preview" w:date="2026-01-01T00:00:00Z">
+        <w:r>
+          <w:t xml:space="preserve"> </w:t>
+        </w:r>
+      </w:ins>
+      <w:ins w:id="83" w:author="PR Preview" w:date="2026-01-01T00:00:00Z">
+        <w:r>
+          <w:t xml:space="preserve">comes from the Greek</w:t>
+        </w:r>
+      </w:ins>
+      <w:ins w:id="84" w:author="PR Preview" w:date="2026-01-01T00:00:00Z">
+        <w:r>
+          <w:t xml:space="preserve"> </w:t>
+        </w:r>
+      </w:ins>
+      <m:oMath>
+        <m:r>
+          <m:t>σ</m:t>
+        </m:r>
+        <m:r>
+          <m:t>τ</m:t>
+        </m:r>
+        <m:acc>
+          <m:accPr>
+            <m:chr m:val="́"/>
+          </m:accPr>
+          <m:e>
+            <m:r>
+              <m:t>o</m:t>
+            </m:r>
+          </m:e>
+        </m:acc>
+        <m:r>
+          <m:t>χ</m:t>
+        </m:r>
+        <m:r>
+          <m:t>o</m:t>
+        </m:r>
+        <m:r>
+          <m:t>𝜍</m:t>
+        </m:r>
+      </m:oMath>
+      <w:ins w:id="85" w:author="PR Preview" w:date="2026-01-01T00:00:00Z">
+        <w:r>
+          <w:t xml:space="preserve"> </w:t>
+        </w:r>
+      </w:ins>
+      <w:ins w:id="86" w:author="PR Preview" w:date="2026-01-01T00:00:00Z">
+        <w:r>
+          <w:t xml:space="preserve">(</w:t>
+        </w:r>
+      </w:ins>
+      <w:ins w:id="87" w:author="PR Preview" w:date="2026-01-01T00:00:00Z">
+        <w:r>
+          <w:rPr>
+            <w:i/>
+            <w:iCs/>
+          </w:rPr>
+          <w:t xml:space="preserve">stókhos</w:t>
+        </w:r>
+      </w:ins>
+      <w:ins w:id="88" w:author="PR Preview" w:date="2026-01-01T00:00:00Z">
+        <w:r>
+          <w:t xml:space="preserve">),</w:t>
+        </w:r>
+      </w:ins>
+      <w:ins w:id="89" w:author="PR Preview" w:date="2026-01-01T00:00:00Z">
+        <w:r>
+          <w:t xml:space="preserve"> </w:t>
+        </w:r>
+      </w:ins>
+      <w:ins w:id="90" w:author="PR Preview" w:date="2026-01-01T00:00:00Z">
+        <w:r>
+          <w:t xml:space="preserve">meaning</w:t>
+        </w:r>
+      </w:ins>
+      <w:ins w:id="91" w:author="PR Preview" w:date="2026-01-01T00:00:00Z">
+        <w:r>
+          <w:t xml:space="preserve"> </w:t>
+        </w:r>
+      </w:ins>
+      <w:ins w:id="92" w:author="PR Preview" w:date="2026-01-01T00:00:00Z">
+        <w:r>
+          <w:t xml:space="preserve">“aim”</w:t>
+        </w:r>
+      </w:ins>
+      <w:ins w:id="93" w:author="PR Preview" w:date="2026-01-01T00:00:00Z">
+        <w:r>
+          <w:t xml:space="preserve"> </w:t>
+        </w:r>
+      </w:ins>
+      <w:ins w:id="94" w:author="PR Preview" w:date="2026-01-01T00:00:00Z">
+        <w:r>
+          <w:t xml:space="preserve">or</w:t>
+        </w:r>
+      </w:ins>
+      <w:ins w:id="95" w:author="PR Preview" w:date="2026-01-01T00:00:00Z">
+        <w:r>
+          <w:t xml:space="preserve"> </w:t>
+        </w:r>
+      </w:ins>
+      <w:ins w:id="96" w:author="PR Preview" w:date="2026-01-01T00:00:00Z">
+        <w:r>
+          <w:t xml:space="preserve">“guess”</w:t>
+        </w:r>
+      </w:ins>
+      <w:ins w:id="97" w:author="PR Preview" w:date="2026-01-01T00:00:00Z">
+        <w:r>
+          <w:t xml:space="preserve"> </w:t>
+        </w:r>
+      </w:ins>
+      <w:ins w:id="98" w:author="PR Preview" w:date="2026-01-01T00:00:00Z">
+        <w:r>
+          <w:t xml:space="preserve">(see</w:t>
+        </w:r>
+      </w:ins>
+      <w:ins w:id="99" w:author="PR Preview" w:date="2026-01-01T00:00:00Z">
+        <w:r>
+          <w:t xml:space="preserve"> </w:t>
+        </w:r>
+      </w:ins>
+      <w:hyperlink r:id="rId16">
+        <w:ins w:id="100" w:author="PR Preview" w:date="2026-01-01T00:00:00Z">
+          <w:r>
+            <w:rPr>
+              <w:rStyle w:val="Hyperlink"/>
+            </w:rPr>
+            <w:t xml:space="preserve">etymology</w:t>
+          </w:r>
+        </w:ins>
+      </w:hyperlink>
+      <w:ins w:id="101" w:author="PR Preview" w:date="2026-01-01T00:00:00Z">
+        <w:r>
+          <w:t xml:space="preserve">).</w:t>
+        </w:r>
+      </w:ins>
+      <w:ins w:id="102" w:author="PR Preview" w:date="2026-01-01T00:00:00Z">
+        <w:r>
+          <w:t xml:space="preserve"> </w:t>
+        </w:r>
+      </w:ins>
+      <w:ins w:id="103" w:author="PR Preview" w:date="2026-01-01T00:00:00Z">
+        <w:r>
+          <w:t xml:space="preserve">The term is almost always used for processes or systems evolving in time or space under uncertain rules,</w:t>
+        </w:r>
+      </w:ins>
+      <w:ins w:id="104" w:author="PR Preview" w:date="2026-01-01T00:00:00Z">
+        <w:r>
+          <w:t xml:space="preserve"> </w:t>
+        </w:r>
+      </w:ins>
+      <w:ins w:id="105" w:author="PR Preview" w:date="2026-01-01T00:00:00Z">
+        <w:r>
+          <w:t xml:space="preserve">rather than for a single variable or event.</w:t>
+        </w:r>
+      </w:ins>
+    </w:p>
+    <w:bookmarkEnd w:id="17"/>
+    <w:bookmarkStart w:id="18" w:name="exm-stochastic-process"/>
     <w:p>
       <w:pPr>
         <w:pStyle w:val="BodyText"/>
@@ -1506,8 +1934,8 @@
         <w:t xml:space="preserve">a random variable (the price) indexed by a set (the trading days).</w:t>
       </w:r>
     </w:p>
-    <w:bookmarkEnd w:id="17"/>
-    <w:bookmarkStart w:id="18" w:name="def-probabilistic"/>
+    <w:bookmarkEnd w:id="18"/>
+    <w:bookmarkStart w:id="19" w:name="def-probabilistic"/>
     <w:p>
       <w:pPr>
         <w:pStyle w:val="BodyText"/>
@@ -1572,8 +2000,8 @@
         <w:t xml:space="preserve">not every probabilistic model needs to describe a process evolving in time.</w:t>
       </w:r>
     </w:p>
-    <w:bookmarkEnd w:id="18"/>
-    <w:bookmarkStart w:id="19" w:name="exm-probabilistic"/>
+    <w:bookmarkEnd w:id="19"/>
+    <w:bookmarkStart w:id="20" w:name="exm-probabilistic"/>
     <w:p>
       <w:pPr>
         <w:pStyle w:val="BodyText"/>
@@ -1772,7 +2200,7 @@
         <w:t xml:space="preserve">rather than a process evolving in time.</w:t>
       </w:r>
     </w:p>
-    <w:bookmarkEnd w:id="19"/>
+    <w:bookmarkEnd w:id="20"/>
     <w:p>
       <w:pPr>
         <w:pStyle w:val="BodyText"/>
@@ -1821,8 +2249,8 @@
         <w:t xml:space="preserve">which makes the inference method probabilistic too.</w:t>
       </w:r>
     </w:p>
-    <w:bookmarkEnd w:id="20"/>
-    <w:bookmarkStart w:id="22" w:name="summary-of-usage"/>
+    <w:bookmarkEnd w:id="21"/>
+    <w:bookmarkStart w:id="23" w:name="summary-of-usage"/>
     <w:p>
       <w:pPr>
         <w:pStyle w:val="Heading3"/>
@@ -1844,7 +2272,7 @@
       <w:tr>
         <w:tc>
           <w:tcPr/>
-          <w:bookmarkStart w:id="21" w:name="tbl-random-stochastic-probabilistic"/>
+          <w:bookmarkStart w:id="22" w:name="tbl-random-stochastic-probabilistic"/>
           <w:p>
             <w:pPr>
               <w:jc w:val="center"/>
@@ -2099,7 +2527,7 @@
               </w:tc>
             </w:tr>
           </w:tbl>
-          <w:bookmarkEnd w:id="21"/>
+          <w:bookmarkEnd w:id="22"/>
           <w:p/>
         </w:tc>
       </w:tr>
@@ -2188,8 +2616,8 @@
         <w:t xml:space="preserve">especially to highlight temporal or spatial structure in the modeling.</w:t>
       </w:r>
     </w:p>
-    <w:bookmarkEnd w:id="22"/>
-    <w:bookmarkStart w:id="26" w:name="additional-resources"/>
+    <w:bookmarkEnd w:id="23"/>
+    <w:bookmarkStart w:id="27" w:name="additional-resources"/>
     <w:p>
       <w:pPr>
         <w:pStyle w:val="Heading3"/>
@@ -2238,7 +2666,7 @@
           <w:numId w:val="1002"/>
         </w:numPr>
       </w:pPr>
-      <w:hyperlink r:id="rId23">
+      <w:hyperlink r:id="rId24">
         <w:r>
           <w:rPr>
             <w:rStyle w:val="Hyperlink"/>
@@ -2255,7 +2683,7 @@
           <w:numId w:val="1002"/>
         </w:numPr>
       </w:pPr>
-      <w:hyperlink r:id="rId24">
+      <w:hyperlink r:id="rId25">
         <w:r>
           <w:rPr>
             <w:rStyle w:val="Hyperlink"/>
@@ -2272,7 +2700,7 @@
           <w:numId w:val="1002"/>
         </w:numPr>
       </w:pPr>
-      <w:hyperlink r:id="rId25">
+      <w:hyperlink r:id="rId26">
         <w:r>
           <w:rPr>
             <w:rStyle w:val="Hyperlink"/>
@@ -2281,9 +2709,9 @@
         </w:r>
       </w:hyperlink>
     </w:p>
-    <w:bookmarkEnd w:id="26"/>
     <w:bookmarkEnd w:id="27"/>
-    <w:bookmarkStart w:id="35" w:name="references"/>
+    <w:bookmarkEnd w:id="28"/>
+    <w:bookmarkStart w:id="36" w:name="references"/>
     <w:p>
       <w:pPr>
         <w:pStyle w:val="Heading2"/>
@@ -2292,8 +2720,8 @@
         <w:t xml:space="preserve">References</w:t>
       </w:r>
     </w:p>
-    <w:bookmarkStart w:id="34" w:name="refs"/>
-    <w:bookmarkStart w:id="29" w:name="ref-Adler2009random"/>
+    <w:bookmarkStart w:id="35" w:name="refs"/>
+    <w:bookmarkStart w:id="30" w:name="ref-Adler2009random"/>
     <w:p>
       <w:pPr>
         <w:pStyle w:val="Bibliography"/>
@@ -2317,7 +2745,7 @@
       <w:r>
         <w:t xml:space="preserve"> </w:t>
       </w:r>
-      <w:hyperlink r:id="rId28">
+      <w:hyperlink r:id="rId29">
         <w:r>
           <w:rPr>
             <w:rStyle w:val="Hyperlink"/>
@@ -2329,8 +2757,8 @@
         <w:t xml:space="preserve">.</w:t>
       </w:r>
     </w:p>
-    <w:bookmarkEnd w:id="29"/>
-    <w:bookmarkStart w:id="31" w:name="ref-Kallenberg2002foundations"/>
+    <w:bookmarkEnd w:id="30"/>
+    <w:bookmarkStart w:id="32" w:name="ref-Kallenberg2002foundations"/>
     <w:p>
       <w:pPr>
         <w:pStyle w:val="Bibliography"/>
@@ -2354,7 +2782,7 @@
       <w:r>
         <w:t xml:space="preserve"> </w:t>
       </w:r>
-      <w:hyperlink r:id="rId30">
+      <w:hyperlink r:id="rId31">
         <w:r>
           <w:rPr>
             <w:rStyle w:val="Hyperlink"/>
@@ -2366,8 +2794,8 @@
         <w:t xml:space="preserve">.</w:t>
       </w:r>
     </w:p>
-    <w:bookmarkEnd w:id="31"/>
-    <w:bookmarkStart w:id="33" w:name="ref-Stirzaker2005probability"/>
+    <w:bookmarkEnd w:id="32"/>
+    <w:bookmarkStart w:id="34" w:name="ref-Stirzaker2005probability"/>
     <w:p>
       <w:pPr>
         <w:pStyle w:val="Bibliography"/>
@@ -2391,7 +2819,7 @@
       <w:r>
         <w:t xml:space="preserve"> </w:t>
       </w:r>
-      <w:hyperlink r:id="rId32">
+      <w:hyperlink r:id="rId33">
         <w:r>
           <w:rPr>
             <w:rStyle w:val="Hyperlink"/>
@@ -2403,9 +2831,9 @@
         <w:t xml:space="preserve">.</w:t>
       </w:r>
     </w:p>
-    <w:bookmarkEnd w:id="33"/>
     <w:bookmarkEnd w:id="34"/>
     <w:bookmarkEnd w:id="35"/>
+    <w:bookmarkEnd w:id="36"/>
     <w:sectPr>
       <w:footnotePr>
         <w:numRestart w:val="eachSect"/>

--- a/pr-preview/pr-121/notation-tracked-changes.docx
+++ b/pr-preview/pr-121/notation-tracked-changes.docx
@@ -16,7 +16,7 @@
       </w:pPr>
       <w:del w:id="1" w:author="PR Preview" w:date="2026-01-01T00:00:00Z">
         <w:r>
-          <w:delText xml:space="preserve">Last modified: 2026-10-13 22:20:35 (PDT)</w:delText>
+          <w:delText xml:space="preserve">Last modified: 2026-10-13 22:27:16 (PDT)</w:delText>
         </w:r>
       </w:del>
     </w:p>
@@ -26,7 +26,7 @@
       </w:pPr>
       <w:ins w:id="2" w:author="PR Preview" w:date="2026-01-01T00:00:00Z">
         <w:r>
-          <w:t xml:space="preserve">Last modified: 2026-10-13 22:26:00 (PDT)</w:t>
+          <w:t xml:space="preserve">Last modified: 2026-10-13 22:32:51 (PDT)</w:t>
         </w:r>
       </w:ins>
     </w:p>
@@ -1283,94 +1283,124 @@
       <w:pPr>
         <w:pStyle w:val="BodyText"/>
       </w:pPr>
-      <w:del w:id="3" w:author="PR Preview" w:date="2026-01-01T00:00:00Z">
-        <w:r>
-          <w:rPr>
-            <w:b/>
-            <w:bCs/>
-          </w:rPr>
-          <w:delText xml:space="preserve">Definition 2 (Stochastic process)</w:delText>
-        </w:r>
-      </w:del>
-      <w:del w:id="4" w:author="PR Preview" w:date="2026-01-01T00:00:00Z">
-        <w:r>
-          <w:delText xml:space="preserve"> </w:delText>
-        </w:r>
-      </w:del>
-      <w:del w:id="5" w:author="PR Preview" w:date="2026-01-01T00:00:00Z">
-        <w:r>
-          <w:delText xml:space="preserve">A</w:delText>
-        </w:r>
-      </w:del>
-      <w:del w:id="6" w:author="PR Preview" w:date="2026-01-01T00:00:00Z">
-        <w:r>
-          <w:delText xml:space="preserve"> </w:delText>
-        </w:r>
-      </w:del>
-      <w:del w:id="7" w:author="PR Preview" w:date="2026-01-01T00:00:00Z">
-        <w:r>
-          <w:rPr>
-            <w:b/>
-            <w:bCs/>
-          </w:rPr>
-          <w:delText xml:space="preserve">stochastic process</w:delText>
-        </w:r>
-      </w:del>
-      <w:del w:id="8" w:author="PR Preview" w:date="2026-01-01T00:00:00Z">
-        <w:r>
-          <w:delText xml:space="preserve"> </w:delText>
-        </w:r>
-      </w:del>
-      <w:del w:id="9" w:author="PR Preview" w:date="2026-01-01T00:00:00Z">
-        <w:r>
-          <w:delText xml:space="preserve">is a collection of random variables indexed by a set,</w:delText>
-        </w:r>
-      </w:del>
-      <w:del w:id="10" w:author="PR Preview" w:date="2026-01-01T00:00:00Z">
-        <w:r>
-          <w:delText xml:space="preserve"> </w:delText>
-        </w:r>
-      </w:del>
-      <w:del w:id="11" w:author="PR Preview" w:date="2026-01-01T00:00:00Z">
-        <w:r>
-          <w:delText xml:space="preserve">most often a set of times or locations.</w:delText>
-        </w:r>
-      </w:del>
-    </w:p>
+      <w:r>
+        <w:rPr>
+          <w:b/>
+          <w:bCs/>
+        </w:rPr>
+        <w:t xml:space="preserve">Definition 2 (Stochastic process)</w:t>
+      </w:r>
+      <w:r>
+        <w:t xml:space="preserve"> </w:t>
+      </w:r>
+      <w:r>
+        <w:t xml:space="preserve">A</w:t>
+      </w:r>
+      <w:r>
+        <w:t xml:space="preserve"> </w:t>
+      </w:r>
+      <w:r>
+        <w:rPr>
+          <w:b/>
+          <w:bCs/>
+        </w:rPr>
+        <w:t xml:space="preserve">stochastic process</w:t>
+      </w:r>
+      <w:r>
+        <w:t xml:space="preserve"> </w:t>
+      </w:r>
+      <w:r>
+        <w:t xml:space="preserve">is a collection of random variables indexed by a set,</w:t>
+      </w:r>
+      <w:r>
+        <w:t xml:space="preserve"> </w:t>
+      </w:r>
+      <w:r>
+        <w:t xml:space="preserve">most often a set of times or locations.</w:t>
+      </w:r>
+      <w:r>
+        <w:t xml:space="preserve"> </w:t>
+      </w:r>
+      <w:r>
+        <w:t xml:space="preserve">In probability theory,</w:t>
+      </w:r>
+      <w:r>
+        <w:t xml:space="preserve"> </w:t>
+      </w:r>
+      <w:r>
+        <w:t xml:space="preserve">“stochastic process”</w:t>
+      </w:r>
+      <w:r>
+        <w:t xml:space="preserve"> </w:t>
+      </w:r>
+      <w:r>
+        <w:t xml:space="preserve">and</w:t>
+      </w:r>
+      <w:r>
+        <w:t xml:space="preserve"> </w:t>
+      </w:r>
+      <w:r>
+        <w:t xml:space="preserve">“random process”</w:t>
+      </w:r>
+      <w:r>
+        <w:t xml:space="preserve"> </w:t>
+      </w:r>
+      <w:r>
+        <w:t xml:space="preserve">are synonyms</w:t>
+      </w:r>
+      <w:r>
+        <w:t xml:space="preserve"> </w:t>
+      </w:r>
+      <w:r>
+        <w:t xml:space="preserve">(Adler and Taylor 2009; Stirzaker 2005; Kallenberg 2002)</w:t>
+      </w:r>
+      <w:r>
+        <w:t xml:space="preserve">.</w:t>
+      </w:r>
+    </w:p>
+    <w:bookmarkEnd w:id="15"/>
+    <w:bookmarkStart w:id="17" w:name="rem-stochastic-process-word"/>
     <w:p>
       <w:pPr>
         <w:pStyle w:val="BodyText"/>
       </w:pPr>
-      <w:del w:id="12" w:author="PR Preview" w:date="2026-01-01T00:00:00Z">
-        <w:r>
-          <w:delText xml:space="preserve">The word</w:delText>
-        </w:r>
-      </w:del>
-      <w:del w:id="13" w:author="PR Preview" w:date="2026-01-01T00:00:00Z">
-        <w:r>
-          <w:delText xml:space="preserve"> </w:delText>
-        </w:r>
-      </w:del>
-      <w:del w:id="14" w:author="PR Preview" w:date="2026-01-01T00:00:00Z">
-        <w:r>
-          <w:delText xml:space="preserve">“stochastic”</w:delText>
-        </w:r>
-      </w:del>
-      <w:del w:id="15" w:author="PR Preview" w:date="2026-01-01T00:00:00Z">
-        <w:r>
-          <w:delText xml:space="preserve"> </w:delText>
-        </w:r>
-      </w:del>
-      <w:del w:id="16" w:author="PR Preview" w:date="2026-01-01T00:00:00Z">
-        <w:r>
-          <w:delText xml:space="preserve">comes from the Greek</w:delText>
-        </w:r>
-      </w:del>
-      <w:del w:id="17" w:author="PR Preview" w:date="2026-01-01T00:00:00Z">
-        <w:r>
-          <w:delText xml:space="preserve"> </w:delText>
-        </w:r>
-      </w:del>
+      <w:r>
+        <w:rPr>
+          <w:i/>
+          <w:iCs/>
+        </w:rPr>
+        <w:t xml:space="preserve">Remark 1</w:t>
+      </w:r>
+      <w:r>
+        <w:t xml:space="preserve"> (The word</w:t>
+      </w:r>
+      <w:r>
+        <w:t xml:space="preserve"> </w:t>
+      </w:r>
+      <w:r>
+        <w:t xml:space="preserve">“stochastic”</w:t>
+      </w:r>
+      <w:r>
+        <w:t xml:space="preserve">). </w:t>
+      </w:r>
+      <w:r>
+        <w:t xml:space="preserve">The word</w:t>
+      </w:r>
+      <w:r>
+        <w:t xml:space="preserve"> </w:t>
+      </w:r>
+      <w:r>
+        <w:t xml:space="preserve">“stochastic”</w:t>
+      </w:r>
+      <w:r>
+        <w:t xml:space="preserve"> </w:t>
+      </w:r>
+      <w:r>
+        <w:t xml:space="preserve">comes from the Greek</w:t>
+      </w:r>
+      <w:r>
+        <w:t xml:space="preserve"> </w:t>
+      </w:r>
       <m:oMath>
         <m:r>
           <m:t>σ</m:t>
@@ -1398,515 +1428,78 @@
           <m:t>𝜍</m:t>
         </m:r>
       </m:oMath>
-      <w:del w:id="18" w:author="PR Preview" w:date="2026-01-01T00:00:00Z">
-        <w:r>
-          <w:delText xml:space="preserve"> </w:delText>
-        </w:r>
-      </w:del>
-      <w:del w:id="19" w:author="PR Preview" w:date="2026-01-01T00:00:00Z">
-        <w:r>
-          <w:delText xml:space="preserve">(</w:delText>
-        </w:r>
-      </w:del>
-      <w:del w:id="20" w:author="PR Preview" w:date="2026-01-01T00:00:00Z">
+      <w:r>
+        <w:t xml:space="preserve"> </w:t>
+      </w:r>
+      <w:r>
+        <w:t xml:space="preserve">(</w:t>
+      </w:r>
+      <w:r>
+        <w:rPr>
+          <w:i/>
+          <w:iCs/>
+        </w:rPr>
+        <w:t xml:space="preserve">stókhos</w:t>
+      </w:r>
+      <w:r>
+        <w:t xml:space="preserve">),</w:t>
+      </w:r>
+      <w:r>
+        <w:t xml:space="preserve"> </w:t>
+      </w:r>
+      <w:r>
+        <w:t xml:space="preserve">meaning</w:t>
+      </w:r>
+      <w:r>
+        <w:t xml:space="preserve"> </w:t>
+      </w:r>
+      <w:r>
+        <w:t xml:space="preserve">“aim”</w:t>
+      </w:r>
+      <w:r>
+        <w:t xml:space="preserve"> </w:t>
+      </w:r>
+      <w:r>
+        <w:t xml:space="preserve">or</w:t>
+      </w:r>
+      <w:r>
+        <w:t xml:space="preserve"> </w:t>
+      </w:r>
+      <w:r>
+        <w:t xml:space="preserve">“guess”</w:t>
+      </w:r>
+      <w:r>
+        <w:t xml:space="preserve"> </w:t>
+      </w:r>
+      <w:r>
+        <w:t xml:space="preserve">(see</w:t>
+      </w:r>
+      <w:r>
+        <w:t xml:space="preserve"> </w:t>
+      </w:r>
+      <w:hyperlink r:id="rId16">
         <w:r>
           <w:rPr>
-            <w:i/>
-            <w:iCs/>
+            <w:rStyle w:val="Hyperlink"/>
           </w:rPr>
-          <w:delText xml:space="preserve">stókhos</w:delText>
+          <w:t xml:space="preserve">etymology</w:t>
         </w:r>
-      </w:del>
-      <w:del w:id="21" w:author="PR Preview" w:date="2026-01-01T00:00:00Z">
-        <w:r>
-          <w:delText xml:space="preserve">),</w:delText>
-        </w:r>
-      </w:del>
-      <w:del w:id="22" w:author="PR Preview" w:date="2026-01-01T00:00:00Z">
-        <w:r>
-          <w:delText xml:space="preserve"> </w:delText>
-        </w:r>
-      </w:del>
-      <w:del w:id="23" w:author="PR Preview" w:date="2026-01-01T00:00:00Z">
-        <w:r>
-          <w:delText xml:space="preserve">meaning</w:delText>
-        </w:r>
-      </w:del>
-      <w:del w:id="24" w:author="PR Preview" w:date="2026-01-01T00:00:00Z">
-        <w:r>
-          <w:delText xml:space="preserve"> </w:delText>
-        </w:r>
-      </w:del>
-      <w:del w:id="25" w:author="PR Preview" w:date="2026-01-01T00:00:00Z">
-        <w:r>
-          <w:delText xml:space="preserve">“aim”</w:delText>
-        </w:r>
-      </w:del>
-      <w:del w:id="26" w:author="PR Preview" w:date="2026-01-01T00:00:00Z">
-        <w:r>
-          <w:delText xml:space="preserve"> </w:delText>
-        </w:r>
-      </w:del>
-      <w:del w:id="27" w:author="PR Preview" w:date="2026-01-01T00:00:00Z">
-        <w:r>
-          <w:delText xml:space="preserve">or</w:delText>
-        </w:r>
-      </w:del>
-      <w:del w:id="28" w:author="PR Preview" w:date="2026-01-01T00:00:00Z">
-        <w:r>
-          <w:delText xml:space="preserve"> </w:delText>
-        </w:r>
-      </w:del>
-      <w:del w:id="29" w:author="PR Preview" w:date="2026-01-01T00:00:00Z">
-        <w:r>
-          <w:delText xml:space="preserve">“guess”</w:delText>
-        </w:r>
-      </w:del>
-      <w:del w:id="30" w:author="PR Preview" w:date="2026-01-01T00:00:00Z">
-        <w:r>
-          <w:delText xml:space="preserve"> </w:delText>
-        </w:r>
-      </w:del>
-      <w:del w:id="31" w:author="PR Preview" w:date="2026-01-01T00:00:00Z">
-        <w:r>
-          <w:delText xml:space="preserve">(see</w:delText>
-        </w:r>
-      </w:del>
-      <w:del w:id="32" w:author="PR Preview" w:date="2026-01-01T00:00:00Z">
-        <w:r>
-          <w:delText xml:space="preserve"> </w:delText>
-        </w:r>
-      </w:del>
-      <w:hyperlink r:id="rId16">
-        <w:del w:id="33" w:author="PR Preview" w:date="2026-01-01T00:00:00Z">
-          <w:r>
-            <w:rPr>
-              <w:rStyle w:val="Hyperlink"/>
-            </w:rPr>
-            <w:delText xml:space="preserve">etymology</w:delText>
-          </w:r>
-        </w:del>
       </w:hyperlink>
-      <w:del w:id="34" w:author="PR Preview" w:date="2026-01-01T00:00:00Z">
-        <w:r>
-          <w:delText xml:space="preserve">).</w:delText>
-        </w:r>
-      </w:del>
-      <w:del w:id="35" w:author="PR Preview" w:date="2026-01-01T00:00:00Z">
-        <w:r>
-          <w:delText xml:space="preserve"> </w:delText>
-        </w:r>
-      </w:del>
-      <w:del w:id="36" w:author="PR Preview" w:date="2026-01-01T00:00:00Z">
-        <w:r>
-          <w:delText xml:space="preserve">The term is almost always used for processes or systems evolving in time or space under uncertain rules,</w:delText>
-        </w:r>
-      </w:del>
-      <w:del w:id="37" w:author="PR Preview" w:date="2026-01-01T00:00:00Z">
-        <w:r>
-          <w:delText xml:space="preserve"> </w:delText>
-        </w:r>
-      </w:del>
-      <w:del w:id="38" w:author="PR Preview" w:date="2026-01-01T00:00:00Z">
-        <w:r>
-          <w:delText xml:space="preserve">rather than for a single variable or event.</w:delText>
-        </w:r>
-      </w:del>
-      <w:del w:id="39" w:author="PR Preview" w:date="2026-01-01T00:00:00Z">
-        <w:r>
-          <w:delText xml:space="preserve"> </w:delText>
-        </w:r>
-      </w:del>
-      <w:del w:id="40" w:author="PR Preview" w:date="2026-01-01T00:00:00Z">
-        <w:r>
-          <w:delText xml:space="preserve">In probability theory,</w:delText>
-        </w:r>
-      </w:del>
-      <w:del w:id="41" w:author="PR Preview" w:date="2026-01-01T00:00:00Z">
-        <w:r>
-          <w:delText xml:space="preserve"> </w:delText>
-        </w:r>
-      </w:del>
-      <w:del w:id="42" w:author="PR Preview" w:date="2026-01-01T00:00:00Z">
-        <w:r>
-          <w:delText xml:space="preserve">“stochastic process”</w:delText>
-        </w:r>
-      </w:del>
-      <w:del w:id="43" w:author="PR Preview" w:date="2026-01-01T00:00:00Z">
-        <w:r>
-          <w:delText xml:space="preserve"> </w:delText>
-        </w:r>
-      </w:del>
-      <w:del w:id="44" w:author="PR Preview" w:date="2026-01-01T00:00:00Z">
-        <w:r>
-          <w:delText xml:space="preserve">and</w:delText>
-        </w:r>
-      </w:del>
-      <w:del w:id="45" w:author="PR Preview" w:date="2026-01-01T00:00:00Z">
-        <w:r>
-          <w:delText xml:space="preserve"> </w:delText>
-        </w:r>
-      </w:del>
-      <w:del w:id="46" w:author="PR Preview" w:date="2026-01-01T00:00:00Z">
-        <w:r>
-          <w:delText xml:space="preserve">“random process”</w:delText>
-        </w:r>
-      </w:del>
-      <w:del w:id="47" w:author="PR Preview" w:date="2026-01-01T00:00:00Z">
-        <w:r>
-          <w:delText xml:space="preserve"> </w:delText>
-        </w:r>
-      </w:del>
-      <w:del w:id="48" w:author="PR Preview" w:date="2026-01-01T00:00:00Z">
-        <w:r>
-          <w:delText xml:space="preserve">are synonyms</w:delText>
-        </w:r>
-      </w:del>
-      <w:del w:id="49" w:author="PR Preview" w:date="2026-01-01T00:00:00Z">
-        <w:r>
-          <w:delText xml:space="preserve"> </w:delText>
-        </w:r>
-      </w:del>
-      <w:del w:id="50" w:author="PR Preview" w:date="2026-01-01T00:00:00Z">
-        <w:r>
-          <w:delText xml:space="preserve">(Adler and Taylor 2009; Stirzaker 2005; Kallenberg 2002)</w:delText>
-        </w:r>
-      </w:del>
-      <w:del w:id="51" w:author="PR Preview" w:date="2026-01-01T00:00:00Z">
-        <w:r>
-          <w:delText xml:space="preserve">.</w:delText>
-        </w:r>
-      </w:del>
-    </w:p>
-    <w:p>
-      <w:pPr>
-        <w:pStyle w:val="BodyText"/>
-      </w:pPr>
-      <w:ins w:id="52" w:author="PR Preview" w:date="2026-01-01T00:00:00Z">
-        <w:r>
-          <w:rPr>
-            <w:b/>
-            <w:bCs/>
-          </w:rPr>
-          <w:t xml:space="preserve">Definition 2 (Stochastic process)</w:t>
-        </w:r>
-      </w:ins>
-      <w:ins w:id="53" w:author="PR Preview" w:date="2026-01-01T00:00:00Z">
-        <w:r>
-          <w:t xml:space="preserve"> </w:t>
-        </w:r>
-      </w:ins>
-      <w:ins w:id="54" w:author="PR Preview" w:date="2026-01-01T00:00:00Z">
-        <w:r>
-          <w:t xml:space="preserve">A</w:t>
-        </w:r>
-      </w:ins>
-      <w:ins w:id="55" w:author="PR Preview" w:date="2026-01-01T00:00:00Z">
-        <w:r>
-          <w:t xml:space="preserve"> </w:t>
-        </w:r>
-      </w:ins>
-      <w:ins w:id="56" w:author="PR Preview" w:date="2026-01-01T00:00:00Z">
-        <w:r>
-          <w:rPr>
-            <w:b/>
-            <w:bCs/>
-          </w:rPr>
-          <w:t xml:space="preserve">stochastic process</w:t>
-        </w:r>
-      </w:ins>
-      <w:ins w:id="57" w:author="PR Preview" w:date="2026-01-01T00:00:00Z">
-        <w:r>
-          <w:t xml:space="preserve"> </w:t>
-        </w:r>
-      </w:ins>
-      <w:ins w:id="58" w:author="PR Preview" w:date="2026-01-01T00:00:00Z">
-        <w:r>
-          <w:t xml:space="preserve">is a collection of random variables indexed by a set,</w:t>
-        </w:r>
-      </w:ins>
-      <w:ins w:id="59" w:author="PR Preview" w:date="2026-01-01T00:00:00Z">
-        <w:r>
-          <w:t xml:space="preserve"> </w:t>
-        </w:r>
-      </w:ins>
-      <w:ins w:id="60" w:author="PR Preview" w:date="2026-01-01T00:00:00Z">
-        <w:r>
-          <w:t xml:space="preserve">most often a set of times or locations.</w:t>
-        </w:r>
-      </w:ins>
-      <w:ins w:id="61" w:author="PR Preview" w:date="2026-01-01T00:00:00Z">
-        <w:r>
-          <w:t xml:space="preserve"> </w:t>
-        </w:r>
-      </w:ins>
-      <w:ins w:id="62" w:author="PR Preview" w:date="2026-01-01T00:00:00Z">
-        <w:r>
-          <w:t xml:space="preserve">In probability theory,</w:t>
-        </w:r>
-      </w:ins>
-      <w:ins w:id="63" w:author="PR Preview" w:date="2026-01-01T00:00:00Z">
-        <w:r>
-          <w:t xml:space="preserve"> </w:t>
-        </w:r>
-      </w:ins>
-      <w:ins w:id="64" w:author="PR Preview" w:date="2026-01-01T00:00:00Z">
-        <w:r>
-          <w:t xml:space="preserve">“stochastic process”</w:t>
-        </w:r>
-      </w:ins>
-      <w:ins w:id="65" w:author="PR Preview" w:date="2026-01-01T00:00:00Z">
-        <w:r>
-          <w:t xml:space="preserve"> </w:t>
-        </w:r>
-      </w:ins>
-      <w:ins w:id="66" w:author="PR Preview" w:date="2026-01-01T00:00:00Z">
-        <w:r>
-          <w:t xml:space="preserve">and</w:t>
-        </w:r>
-      </w:ins>
-      <w:ins w:id="67" w:author="PR Preview" w:date="2026-01-01T00:00:00Z">
-        <w:r>
-          <w:t xml:space="preserve"> </w:t>
-        </w:r>
-      </w:ins>
-      <w:ins w:id="68" w:author="PR Preview" w:date="2026-01-01T00:00:00Z">
-        <w:r>
-          <w:t xml:space="preserve">“random process”</w:t>
-        </w:r>
-      </w:ins>
-      <w:ins w:id="69" w:author="PR Preview" w:date="2026-01-01T00:00:00Z">
-        <w:r>
-          <w:t xml:space="preserve"> </w:t>
-        </w:r>
-      </w:ins>
-      <w:ins w:id="70" w:author="PR Preview" w:date="2026-01-01T00:00:00Z">
-        <w:r>
-          <w:t xml:space="preserve">are synonyms</w:t>
-        </w:r>
-      </w:ins>
-      <w:ins w:id="71" w:author="PR Preview" w:date="2026-01-01T00:00:00Z">
-        <w:r>
-          <w:t xml:space="preserve"> </w:t>
-        </w:r>
-      </w:ins>
-      <w:ins w:id="72" w:author="PR Preview" w:date="2026-01-01T00:00:00Z">
-        <w:r>
-          <w:t xml:space="preserve">(Adler and Taylor 2009; Stirzaker 2005; Kallenberg 2002)</w:t>
-        </w:r>
-      </w:ins>
-      <w:ins w:id="73" w:author="PR Preview" w:date="2026-01-01T00:00:00Z">
-        <w:r>
-          <w:t xml:space="preserve">.</w:t>
-        </w:r>
-      </w:ins>
-    </w:p>
-    <w:bookmarkEnd w:id="15"/>
-    <w:bookmarkStart w:id="17" w:name="rem-stochastic-process-word"/>
-    <w:p>
-      <w:pPr>
-        <w:pStyle w:val="BodyText"/>
-      </w:pPr>
-      <w:ins w:id="74" w:author="PR Preview" w:date="2026-01-01T00:00:00Z">
-        <w:r>
-          <w:rPr>
-            <w:i/>
-            <w:iCs/>
-          </w:rPr>
-          <w:t xml:space="preserve">Remark 1</w:t>
-        </w:r>
-      </w:ins>
-      <w:ins w:id="75" w:author="PR Preview" w:date="2026-01-01T00:00:00Z">
-        <w:r>
-          <w:t xml:space="preserve"> (The word</w:t>
-        </w:r>
-      </w:ins>
-      <w:ins w:id="76" w:author="PR Preview" w:date="2026-01-01T00:00:00Z">
-        <w:r>
-          <w:t xml:space="preserve"> </w:t>
-        </w:r>
-      </w:ins>
-      <w:ins w:id="77" w:author="PR Preview" w:date="2026-01-01T00:00:00Z">
-        <w:r>
-          <w:t xml:space="preserve">“stochastic”</w:t>
-        </w:r>
-      </w:ins>
-      <w:ins w:id="78" w:author="PR Preview" w:date="2026-01-01T00:00:00Z">
-        <w:r>
-          <w:t xml:space="preserve">). </w:t>
-        </w:r>
-      </w:ins>
-      <w:ins w:id="79" w:author="PR Preview" w:date="2026-01-01T00:00:00Z">
-        <w:r>
-          <w:t xml:space="preserve">The word</w:t>
-        </w:r>
-      </w:ins>
-      <w:ins w:id="80" w:author="PR Preview" w:date="2026-01-01T00:00:00Z">
-        <w:r>
-          <w:t xml:space="preserve"> </w:t>
-        </w:r>
-      </w:ins>
-      <w:ins w:id="81" w:author="PR Preview" w:date="2026-01-01T00:00:00Z">
-        <w:r>
-          <w:t xml:space="preserve">“stochastic”</w:t>
-        </w:r>
-      </w:ins>
-      <w:ins w:id="82" w:author="PR Preview" w:date="2026-01-01T00:00:00Z">
-        <w:r>
-          <w:t xml:space="preserve"> </w:t>
-        </w:r>
-      </w:ins>
-      <w:ins w:id="83" w:author="PR Preview" w:date="2026-01-01T00:00:00Z">
-        <w:r>
-          <w:t xml:space="preserve">comes from the Greek</w:t>
-        </w:r>
-      </w:ins>
-      <w:ins w:id="84" w:author="PR Preview" w:date="2026-01-01T00:00:00Z">
-        <w:r>
-          <w:t xml:space="preserve"> </w:t>
-        </w:r>
-      </w:ins>
-      <m:oMath>
-        <m:r>
-          <m:t>σ</m:t>
-        </m:r>
-        <m:r>
-          <m:t>τ</m:t>
-        </m:r>
-        <m:acc>
-          <m:accPr>
-            <m:chr m:val="́"/>
-          </m:accPr>
-          <m:e>
-            <m:r>
-              <m:t>o</m:t>
-            </m:r>
-          </m:e>
-        </m:acc>
-        <m:r>
-          <m:t>χ</m:t>
-        </m:r>
-        <m:r>
-          <m:t>o</m:t>
-        </m:r>
-        <m:r>
-          <m:t>𝜍</m:t>
-        </m:r>
-      </m:oMath>
-      <w:ins w:id="85" w:author="PR Preview" w:date="2026-01-01T00:00:00Z">
-        <w:r>
-          <w:t xml:space="preserve"> </w:t>
-        </w:r>
-      </w:ins>
-      <w:ins w:id="86" w:author="PR Preview" w:date="2026-01-01T00:00:00Z">
-        <w:r>
-          <w:t xml:space="preserve">(</w:t>
-        </w:r>
-      </w:ins>
-      <w:ins w:id="87" w:author="PR Preview" w:date="2026-01-01T00:00:00Z">
-        <w:r>
-          <w:rPr>
-            <w:i/>
-            <w:iCs/>
-          </w:rPr>
-          <w:t xml:space="preserve">stókhos</w:t>
-        </w:r>
-      </w:ins>
-      <w:ins w:id="88" w:author="PR Preview" w:date="2026-01-01T00:00:00Z">
-        <w:r>
-          <w:t xml:space="preserve">),</w:t>
-        </w:r>
-      </w:ins>
-      <w:ins w:id="89" w:author="PR Preview" w:date="2026-01-01T00:00:00Z">
-        <w:r>
-          <w:t xml:space="preserve"> </w:t>
-        </w:r>
-      </w:ins>
-      <w:ins w:id="90" w:author="PR Preview" w:date="2026-01-01T00:00:00Z">
-        <w:r>
-          <w:t xml:space="preserve">meaning</w:t>
-        </w:r>
-      </w:ins>
-      <w:ins w:id="91" w:author="PR Preview" w:date="2026-01-01T00:00:00Z">
-        <w:r>
-          <w:t xml:space="preserve"> </w:t>
-        </w:r>
-      </w:ins>
-      <w:ins w:id="92" w:author="PR Preview" w:date="2026-01-01T00:00:00Z">
-        <w:r>
-          <w:t xml:space="preserve">“aim”</w:t>
-        </w:r>
-      </w:ins>
-      <w:ins w:id="93" w:author="PR Preview" w:date="2026-01-01T00:00:00Z">
-        <w:r>
-          <w:t xml:space="preserve"> </w:t>
-        </w:r>
-      </w:ins>
-      <w:ins w:id="94" w:author="PR Preview" w:date="2026-01-01T00:00:00Z">
-        <w:r>
-          <w:t xml:space="preserve">or</w:t>
-        </w:r>
-      </w:ins>
-      <w:ins w:id="95" w:author="PR Preview" w:date="2026-01-01T00:00:00Z">
-        <w:r>
-          <w:t xml:space="preserve"> </w:t>
-        </w:r>
-      </w:ins>
-      <w:ins w:id="96" w:author="PR Preview" w:date="2026-01-01T00:00:00Z">
-        <w:r>
-          <w:t xml:space="preserve">“guess”</w:t>
-        </w:r>
-      </w:ins>
-      <w:ins w:id="97" w:author="PR Preview" w:date="2026-01-01T00:00:00Z">
-        <w:r>
-          <w:t xml:space="preserve"> </w:t>
-        </w:r>
-      </w:ins>
-      <w:ins w:id="98" w:author="PR Preview" w:date="2026-01-01T00:00:00Z">
-        <w:r>
-          <w:t xml:space="preserve">(see</w:t>
-        </w:r>
-      </w:ins>
-      <w:ins w:id="99" w:author="PR Preview" w:date="2026-01-01T00:00:00Z">
-        <w:r>
-          <w:t xml:space="preserve"> </w:t>
-        </w:r>
-      </w:ins>
-      <w:hyperlink r:id="rId16">
-        <w:ins w:id="100" w:author="PR Preview" w:date="2026-01-01T00:00:00Z">
-          <w:r>
-            <w:rPr>
-              <w:rStyle w:val="Hyperlink"/>
-            </w:rPr>
-            <w:t xml:space="preserve">etymology</w:t>
-          </w:r>
-        </w:ins>
-      </w:hyperlink>
-      <w:ins w:id="101" w:author="PR Preview" w:date="2026-01-01T00:00:00Z">
-        <w:r>
-          <w:t xml:space="preserve">).</w:t>
-        </w:r>
-      </w:ins>
-      <w:ins w:id="102" w:author="PR Preview" w:date="2026-01-01T00:00:00Z">
-        <w:r>
-          <w:t xml:space="preserve"> </w:t>
-        </w:r>
-      </w:ins>
-      <w:ins w:id="103" w:author="PR Preview" w:date="2026-01-01T00:00:00Z">
-        <w:r>
-          <w:t xml:space="preserve">The term is almost always used for processes or systems evolving in time or space under uncertain rules,</w:t>
-        </w:r>
-      </w:ins>
-      <w:ins w:id="104" w:author="PR Preview" w:date="2026-01-01T00:00:00Z">
-        <w:r>
-          <w:t xml:space="preserve"> </w:t>
-        </w:r>
-      </w:ins>
-      <w:ins w:id="105" w:author="PR Preview" w:date="2026-01-01T00:00:00Z">
-        <w:r>
-          <w:t xml:space="preserve">rather than for a single variable or event.</w:t>
-        </w:r>
-      </w:ins>
+      <w:r>
+        <w:t xml:space="preserve">).</w:t>
+      </w:r>
+      <w:r>
+        <w:t xml:space="preserve"> </w:t>
+      </w:r>
+      <w:r>
+        <w:t xml:space="preserve">The term is almost always used for processes or systems evolving in time or space under uncertain rules,</w:t>
+      </w:r>
+      <w:r>
+        <w:t xml:space="preserve"> </w:t>
+      </w:r>
+      <w:r>
+        <w:t xml:space="preserve">rather than for a single variable or event.</w:t>
+      </w:r>
     </w:p>
     <w:bookmarkEnd w:id="17"/>
     <w:bookmarkStart w:id="18" w:name="exm-stochastic-process"/>
